--- a/Science Books/Evolution/07 - Natural Selection - The Algorithm Nobody Wrote.docx
+++ b/Science Books/Evolution/07 - Natural Selection - The Algorithm Nobody Wrote.docx
@@ -5,6 +5,8 @@
     <w:p>
       <w:pPr>
         <w:pStyle w:val="Title"/>
+        <w:ind w:left="0" w:right="0" w:firstLine="0"/>
+        <w:jc w:val="center"/>
       </w:pPr>
       <w:r>
         <w:t>Life: Science for Everyone</w:t>
@@ -13,6 +15,8 @@
     <w:p>
       <w:pPr>
         <w:pStyle w:val="Heading1"/>
+        <w:ind w:left="0" w:right="0" w:firstLine="0"/>
+        <w:jc w:val="center"/>
       </w:pPr>
       <w:r>
         <w:t>Chapter 7</w:t>
@@ -21,6 +25,8 @@
     <w:p>
       <w:pPr>
         <w:pStyle w:val="Heading1"/>
+        <w:ind w:left="0" w:right="0" w:firstLine="0"/>
+        <w:jc w:val="center"/>
       </w:pPr>
       <w:r>
         <w:t>Natural Selection: The Algorithm Nobody Wrote</w:t>
@@ -29,728 +35,1000 @@
     <w:p>
       <w:pPr>
         <w:pStyle w:val="Heading1"/>
+        <w:ind w:left="0" w:right="0" w:firstLine="0"/>
+        <w:jc w:val="center"/>
       </w:pPr>
       <w:r>
         <w:t>Three Conditions and a Consequence</w:t>
       </w:r>
     </w:p>
     <w:p>
-      <w:pPr/>
+      <w:pPr>
+        <w:ind w:left="0" w:right="0" w:firstLine="0"/>
+        <w:jc w:val="center"/>
+      </w:pPr>
       <w:r>
-        <w:t>Natural selection is not a theory in the sense of a guess.</w:t>
+        <w:t>Natural selection sounds like a big, mysterious theory.</w:t>
       </w:r>
-    </w:p>
-    <w:p>
-      <w:pPr/>
       <w:r>
-        <w:t>It is closer to a theorem.</w:t>
+        <w:br/>
+        <w:br/>
+        <w:t>It is really closer to simple math, the kind that falls out of a column of numbers.</w:t>
       </w:r>
-    </w:p>
-    <w:p>
-      <w:pPr/>
       <w:r>
-        <w:t>Suppose three things are true of a population.</w:t>
+        <w:br/>
+        <w:br/>
+        <w:t>Here is the whole idea.</w:t>
       </w:r>
-    </w:p>
-    <w:p>
-      <w:pPr/>
       <w:r>
-        <w:t>The individuals vary.</w:t>
+        <w:br/>
+        <w:br/>
+        <w:t xml:space="preserve">Suppose three things are true of a </w:t>
       </w:r>
-    </w:p>
-    <w:p>
-      <w:pPr/>
       <w:r>
-        <w:t>Some of the variation is passed from parents to offspring.</w:t>
+        <w:rPr>
+          <w:b/>
+        </w:rPr>
+        <w:t>population</w:t>
       </w:r>
-    </w:p>
-    <w:p>
-      <w:pPr/>
       <w:r>
-        <w:t>And some variants leave more offspring than others, because of what they are.</w:t>
+        <w:t>, meaning all the members of one species living in one place.</w:t>
       </w:r>
-    </w:p>
-    <w:p>
-      <w:pPr/>
       <w:r>
-        <w:t>If those three conditions hold, the population will change.</w:t>
+        <w:br/>
+        <w:br/>
+        <w:t>First, the individuals are not identical. They vary.</w:t>
       </w:r>
-    </w:p>
-    <w:p>
-      <w:pPr/>
       <w:r>
-        <w:t>There is no fourth ingredient. Nothing has to push. Nothing has to want the change.</w:t>
+        <w:br/>
+        <w:br/>
+        <w:t>Second, some of that variation gets passed from parents to offspring.</w:t>
       </w:r>
-    </w:p>
-    <w:p>
-      <w:pPr/>
       <w:r>
-        <w:t>It follows the way an average follows from a column of numbers.</w:t>
+        <w:br/>
+        <w:br/>
+        <w:t>Third, some varieties leave more offspring than others, simply because of the traits they carry.</w:t>
       </w:r>
-    </w:p>
-    <w:p>
-      <w:pPr/>
       <w:r>
-        <w:t>Darwin's contribution was not to invent the conditions. Breeders had known them for centuries.</w:t>
+        <w:br/>
+        <w:br/>
+        <w:t>If all three things are true, the population will change over time.</w:t>
       </w:r>
-    </w:p>
-    <w:p>
-      <w:pPr/>
       <w:r>
-        <w:t>It was to notice that nature meets all three, everywhere, all the time, and that the consequence is therefore unavoidable.</w:t>
+        <w:br/>
+        <w:br/>
+        <w:t>Nothing else has to happen. No one has to push, and no one has to want the change.</w:t>
+      </w:r>
+      <w:r>
+        <w:br/>
+        <w:br/>
+        <w:t>It follows the same way an average follows from a list of numbers.</w:t>
+      </w:r>
+      <w:r>
+        <w:br/>
+        <w:br/>
+        <w:t>Once you have the numbers, the average isn't a choice. It's just what falls out.</w:t>
+      </w:r>
+      <w:r>
+        <w:br/>
+        <w:br/>
+        <w:t>Darwin did not invent these three conditions. People who bred animals and plants had known about them for centuries.</w:t>
+      </w:r>
+      <w:r>
+        <w:br/>
+        <w:br/>
+        <w:t>What Darwin noticed was something bigger: nature meets all three conditions, everywhere, all the time.</w:t>
+      </w:r>
+      <w:r>
+        <w:br/>
+        <w:br/>
+        <w:t>And once you see that, the change becomes impossible to avoid.</w:t>
       </w:r>
     </w:p>
     <w:p>
       <w:pPr>
         <w:pStyle w:val="Heading1"/>
+        <w:ind w:left="0" w:right="0" w:firstLine="0"/>
+        <w:jc w:val="center"/>
       </w:pPr>
       <w:r>
         <w:t>Bookkeeping, Not a Force</w:t>
       </w:r>
     </w:p>
     <w:p>
-      <w:pPr/>
+      <w:pPr>
+        <w:ind w:left="0" w:right="0" w:firstLine="0"/>
+        <w:jc w:val="center"/>
+      </w:pPr>
       <w:r>
-        <w:t>It is tempting to picture natural selection as a force, something like gravity, pulling species toward better shapes.</w:t>
+        <w:t>It is tempting to picture natural selection as a force, like gravity, pulling species toward better shapes.</w:t>
       </w:r>
-    </w:p>
-    <w:p>
-      <w:pPr/>
       <w:r>
-        <w:t>It is not.</w:t>
+        <w:br/>
+        <w:br/>
+        <w:t>It is not a force at all. It is bookkeeping.</w:t>
       </w:r>
-    </w:p>
-    <w:p>
-      <w:pPr/>
       <w:r>
-        <w:t>It is bookkeeping.</w:t>
+        <w:br/>
+        <w:br/>
+        <w:t>Picture the counting you might do at a family reunion, tracking who has the most kids each year.</w:t>
       </w:r>
-    </w:p>
-    <w:p>
-      <w:pPr/>
       <w:r>
-        <w:t>In any generation, some individuals have more surviving children than others. Whatever heritable features those individuals carried are, by simple arithmetic, more common in the next generation.</w:t>
+        <w:br/>
+        <w:br/>
+        <w:t>In any generation, some individuals have more surviving children than others.</w:t>
       </w:r>
-    </w:p>
-    <w:p>
-      <w:pPr/>
       <w:r>
-        <w:t>That is all.</w:t>
+        <w:br/>
+        <w:br/>
+        <w:t>Whatever features those individuals happened to carry become, by simple arithmetic, more common in the next generation.</w:t>
       </w:r>
-    </w:p>
-    <w:p>
-      <w:pPr/>
       <w:r>
-        <w:t>The population does not know it is being selected. No individual is improved. Individuals live and die exactly as they would have anyway.</w:t>
+        <w:br/>
+        <w:br/>
+        <w:t>That is the entire mechanism.</w:t>
       </w:r>
-    </w:p>
-    <w:p>
-      <w:pPr/>
       <w:r>
-        <w:t>What changes is the census.</w:t>
+        <w:br/>
+        <w:br/>
+        <w:t>The population itself does not know it is being selected.</w:t>
       </w:r>
-    </w:p>
-    <w:p>
-      <w:pPr/>
       <w:r>
-        <w:t>Repeat the census for a thousand generations and the population can look like a different animal.</w:t>
+        <w:br/>
+        <w:br/>
+        <w:t>No individual gets improved during its own lifetime. Each animal or plant lives and dies exactly as it would have anyway.</w:t>
       </w:r>
-    </w:p>
-    <w:p>
-      <w:pPr/>
       <w:r>
-        <w:t>Repeat it for a million and it is one.</w:t>
+        <w:br/>
+        <w:br/>
+        <w:t>What changes is the head count, generation after generation.</w:t>
+      </w:r>
+      <w:r>
+        <w:br/>
+        <w:br/>
+        <w:t>Repeat that head count for a thousand generations, and the population can end up looking like a different animal entirely.</w:t>
+      </w:r>
+      <w:r>
+        <w:br/>
+        <w:br/>
+        <w:t>Repeat it for a million generations, and it usually is one.</w:t>
       </w:r>
     </w:p>
     <w:p>
       <w:pPr>
         <w:pStyle w:val="Heading1"/>
+        <w:ind w:left="0" w:right="0" w:firstLine="0"/>
+        <w:jc w:val="center"/>
       </w:pPr>
       <w:r>
-        <w:t>What "Fit" Means</w:t>
+        <w:t>What “Fit” Means</w:t>
       </w:r>
     </w:p>
     <w:p>
-      <w:pPr/>
+      <w:pPr>
+        <w:ind w:left="0" w:right="0" w:firstLine="0"/>
+        <w:jc w:val="center"/>
+      </w:pPr>
       <w:r>
-        <w:t>Fitness, in evolution, has nothing to do with the gym.</w:t>
+        <w:t>In evolution, “fitness” has nothing to do with the gym.</w:t>
       </w:r>
-    </w:p>
-    <w:p>
-      <w:pPr/>
       <w:r>
-        <w:t>An individual's fitness is its reproductive success, the number of descendants it leaves compared with others.</w:t>
+        <w:br/>
+        <w:br/>
+        <w:t xml:space="preserve">An individual's </w:t>
       </w:r>
-    </w:p>
-    <w:p>
-      <w:pPr/>
       <w:r>
-        <w:t>A sickly animal that has many surviving offspring is fitter, in this sense, than a magnificent one that has none.</w:t>
+        <w:rPr>
+          <w:b/>
+        </w:rPr>
+        <w:t>fitness</w:t>
       </w:r>
-    </w:p>
-    <w:p>
-      <w:pPr/>
       <w:r>
-        <w:t>The phrase "survival of the fittest" was not Darwin's. It was coined by the philosopher Herbert Spencer, and Darwin adopted it reluctantly in later editions.</w:t>
+        <w:t xml:space="preserve"> is its reproductive success: how many descendants it leaves, compared with everyone else.</w:t>
       </w:r>
-    </w:p>
-    <w:p>
-      <w:pPr/>
       <w:r>
-        <w:t>It misleads twice.</w:t>
+        <w:br/>
+        <w:br/>
+        <w:t>A sickly animal with many surviving babies counts as fitter, in this sense, than a magnificent animal with none.</w:t>
       </w:r>
-    </w:p>
-    <w:p>
-      <w:pPr/>
       <w:r>
-        <w:t>Survival is only useful if it leads to reproduction.</w:t>
+        <w:br/>
+        <w:br/>
+        <w:t>The famous phrase “survival of the fittest” was not even Darwin's own words.</w:t>
       </w:r>
-    </w:p>
-    <w:p>
-      <w:pPr/>
       <w:r>
-        <w:t>And "fittest" sounds like strongest, when it means only whatever happens to leave more copies of itself here, now, in this particular circumstance.</w:t>
+        <w:br/>
+        <w:br/>
+        <w:t>It was coined by Herbert Spencer, a philosopher who tried to apply evolution to society.</w:t>
       </w:r>
-    </w:p>
-    <w:p>
-      <w:pPr/>
       <w:r>
-        <w:t>In a famine the fittest may be the smallest.</w:t>
+        <w:br/>
+        <w:br/>
+        <w:t>Darwin only adopted the phrase reluctantly, in later editions of his book.</w:t>
       </w:r>
-    </w:p>
-    <w:p>
-      <w:pPr/>
       <w:r>
-        <w:t>In a nest full of hungry siblings it may be the loudest.</w:t>
+        <w:br/>
+        <w:br/>
+        <w:t>The phrase misleads in two ways.</w:t>
       </w:r>
-    </w:p>
-    <w:p>
-      <w:pPr/>
       <w:r>
-        <w:t>Nobody is handing out medals.</w:t>
+        <w:br/>
+        <w:br/>
+        <w:t>First, surviving only matters if it eventually leads to reproducing.</w:t>
+      </w:r>
+      <w:r>
+        <w:br/>
+        <w:br/>
+        <w:t>Second, “fittest” sounds like it means strongest, but it really means only whatever happens to leave more copies of itself, here, now, in this particular situation.</w:t>
+      </w:r>
+      <w:r>
+        <w:br/>
+        <w:br/>
+        <w:t>In a famine, the fittest animal might be the smallest one, because it needs less food.</w:t>
+      </w:r>
+      <w:r>
+        <w:br/>
+        <w:br/>
+        <w:t>In a nest full of hungry chicks, it might be the loudest one, because it gets fed first.</w:t>
+      </w:r>
+      <w:r>
+        <w:br/>
+        <w:br/>
+        <w:t>Nobody is handing out medals for being strong.</w:t>
       </w:r>
     </w:p>
     <w:p>
       <w:pPr>
         <w:pStyle w:val="Heading1"/>
+        <w:ind w:left="0" w:right="0" w:firstLine="0"/>
+        <w:jc w:val="center"/>
       </w:pPr>
       <w:r>
         <w:t>Where the Variation Comes From</w:t>
       </w:r>
     </w:p>
     <w:p>
-      <w:pPr/>
+      <w:pPr>
+        <w:ind w:left="0" w:right="0" w:firstLine="0"/>
+        <w:jc w:val="center"/>
+      </w:pPr>
       <w:r>
-        <w:t>Selection can only choose among differences that already exist.</w:t>
+        <w:t>Selection can only choose among differences that already exist in a population.</w:t>
       </w:r>
-    </w:p>
-    <w:p>
-      <w:pPr/>
       <w:r>
-        <w:t>So where do they come from?</w:t>
+        <w:br/>
+        <w:br/>
+        <w:t>So where do those differences come from? There are two sources.</w:t>
       </w:r>
-    </w:p>
-    <w:p>
-      <w:pPr/>
       <w:r>
-        <w:t>Two sources.</w:t>
+        <w:br/>
+        <w:br/>
+        <w:t xml:space="preserve">The first is </w:t>
       </w:r>
-    </w:p>
-    <w:p>
-      <w:pPr/>
       <w:r>
-        <w:t>Mutation. When genes are copied, occasional mistakes are made. Chapter 9 will show that the copying is astonishingly accurate, but not perfect, and a genome is long. Every new organism carries a few dozen changes its parents did not have.</w:t>
+        <w:rPr>
+          <w:b/>
+        </w:rPr>
+        <w:t>mutation</w:t>
       </w:r>
-    </w:p>
-    <w:p>
-      <w:pPr/>
       <w:r>
-        <w:t>Most do nothing. Some are harmful. A few, in a particular environment, help.</w:t>
+        <w:t>: a small, random copying mistake in an organism's genes, its inherited instructions, written in a molecule called DNA.</w:t>
       </w:r>
-    </w:p>
-    <w:p>
-      <w:pPr/>
       <w:r>
-        <w:t>Recombination. In organisms that reproduce sexually, the genes from two parents are shuffled together, and each offspring gets a new hand dealt from the same deck.</w:t>
+        <w:br/>
+        <w:br/>
+        <w:t>Every new organism carries a few dozen genetic changes that neither of its parents had.</w:t>
       </w:r>
-    </w:p>
-    <w:p>
-      <w:pPr/>
       <w:r>
-        <w:t>Mutation makes new cards.</w:t>
+        <w:br/>
+        <w:br/>
+        <w:t>Chapter 9 will show just how accurate this copying usually is, and how it still isn't quite perfect.</w:t>
       </w:r>
-    </w:p>
-    <w:p>
-      <w:pPr/>
       <w:r>
-        <w:t>Sex shuffles the deck.</w:t>
+        <w:br/>
+        <w:br/>
+        <w:t>Most of these small mistakes do nothing noticeable. Some are harmful.</w:t>
       </w:r>
-    </w:p>
-    <w:p>
-      <w:pPr/>
       <w:r>
-        <w:t>Selection decides which hands get played again.</w:t>
+        <w:br/>
+        <w:br/>
+        <w:t>A few, purely by chance, turn out to help in a particular environment.</w:t>
+      </w:r>
+      <w:r>
+        <w:br/>
+        <w:br/>
+        <w:t xml:space="preserve">The second source is </w:t>
+      </w:r>
+      <w:r>
+        <w:rPr>
+          <w:b/>
+        </w:rPr>
+        <w:t>recombination</w:t>
+      </w:r>
+      <w:r>
+        <w:t>.</w:t>
+      </w:r>
+      <w:r>
+        <w:br/>
+        <w:br/>
+        <w:t>In species that reproduce sexually, the genes from two parents get shuffled together.</w:t>
+      </w:r>
+      <w:r>
+        <w:br/>
+        <w:br/>
+        <w:t>Each offspring gets a fresh hand, dealt from the same deck of cards.</w:t>
+      </w:r>
+      <w:r>
+        <w:br/>
+        <w:br/>
+        <w:t>Here is a simple way to picture the difference.</w:t>
+      </w:r>
+      <w:r>
+        <w:br/>
+        <w:br/>
+        <w:t>Mutation makes new cards. Sex shuffles the deck.</w:t>
+      </w:r>
+      <w:r>
+        <w:br/>
+        <w:br/>
+        <w:t>Selection decides which hands get played again in the next round.</w:t>
       </w:r>
     </w:p>
     <w:p>
       <w:pPr>
         <w:pStyle w:val="Heading1"/>
+        <w:ind w:left="0" w:right="0" w:firstLine="0"/>
+        <w:jc w:val="center"/>
       </w:pPr>
       <w:r>
         <w:t>Three Directions</w:t>
       </w:r>
     </w:p>
     <w:p>
-      <w:pPr/>
+      <w:pPr>
+        <w:ind w:left="0" w:right="0" w:firstLine="0"/>
+        <w:jc w:val="center"/>
+      </w:pPr>
       <w:r>
-        <w:t>Selection can push a population in three ways, and it helps to have an example of each.</w:t>
+        <w:t>Selection can push a population in three different directions, and each one has a real example.</w:t>
       </w:r>
-    </w:p>
-    <w:p>
-      <w:pPr/>
       <w:r>
-        <w:t>Directional selection moves a trait one way. When industrial soot darkened the trees of England, dark moths became harder for birds to see, and within decades most moths in polluted areas were dark. When the air was cleaned, the trend reversed.</w:t>
+        <w:rPr>
+          <w:b/>
+        </w:rPr>
+        <w:br/>
+        <w:br/>
+        <w:t>Directional selection</w:t>
       </w:r>
-    </w:p>
-    <w:p>
-      <w:pPr/>
       <w:r>
-        <w:t>Stabilizing selection keeps a trait where it is. Human babies born very small or very large survive less often than those of middling weight, so the middle holds.</w:t>
+        <w:t xml:space="preserve"> moves a trait steadily one way.</w:t>
       </w:r>
-    </w:p>
-    <w:p>
-      <w:pPr/>
       <w:r>
-        <w:t>Disruptive selection favors both extremes over the middle. In a population of African seed-cracking finches, birds with large beaks handle hard seeds and birds with small beaks handle soft ones, and the in-between beaks manage neither well.</w:t>
+        <w:br/>
+        <w:br/>
+        <w:t>When industrial soot darkened the trees of England in the 1800s, dark-colored moths became harder for birds to spot against the grimy bark.</w:t>
       </w:r>
-    </w:p>
-    <w:p>
-      <w:pPr/>
       <w:r>
-        <w:t>The same arithmetic produces all three.</w:t>
+        <w:br/>
+        <w:br/>
+        <w:t>Within a few decades, most moths in polluted areas had turned dark.</w:t>
       </w:r>
-    </w:p>
-    <w:p>
-      <w:pPr/>
       <w:r>
-        <w:t>Which one you get depends only on which individuals happen to be leaving more offspring.</w:t>
+        <w:br/>
+        <w:br/>
+        <w:t>When the air was later cleaned up, the trend reversed, and pale moths became common again.</w:t>
+      </w:r>
+      <w:r>
+        <w:br/>
+        <w:br/>
+        <w:t>Stabilizing selection keeps a trait right where it already is, instead of pushing it anywhere.</w:t>
+      </w:r>
+      <w:r>
+        <w:br/>
+        <w:br/>
+        <w:t>Human babies born very small or very large survive less often than babies of an average weight, so the average size keeps winning.</w:t>
+      </w:r>
+      <w:r>
+        <w:rPr>
+          <w:b/>
+        </w:rPr>
+        <w:br/>
+        <w:br/>
+        <w:t>Disruptive selection</w:t>
+      </w:r>
+      <w:r>
+        <w:t xml:space="preserve"> favors both extremes over the middle.</w:t>
+      </w:r>
+      <w:r>
+        <w:br/>
+        <w:br/>
+        <w:t>Picture a population of African seed-cracking finches.</w:t>
+      </w:r>
+      <w:r>
+        <w:br/>
+        <w:br/>
+        <w:t>Birds with large beaks handle hard seeds well, and birds with small beaks handle soft seeds well.</w:t>
+      </w:r>
+      <w:r>
+        <w:br/>
+        <w:br/>
+        <w:t>Birds stuck in between manage neither very well.</w:t>
+      </w:r>
+      <w:r>
+        <w:br/>
+        <w:br/>
+        <w:t>All three patterns come from the exact same arithmetic described above.</w:t>
+      </w:r>
+      <w:r>
+        <w:br/>
+        <w:br/>
+        <w:t>Which one you get depends only on which individuals happen to leave more offspring in that particular setting.</w:t>
       </w:r>
     </w:p>
     <w:p>
       <w:pPr>
         <w:pStyle w:val="Heading1"/>
+        <w:ind w:left="0" w:right="0" w:firstLine="0"/>
+        <w:jc w:val="center"/>
       </w:pPr>
       <w:r>
         <w:t>The Other Engine</w:t>
       </w:r>
     </w:p>
     <w:p>
-      <w:pPr/>
+      <w:pPr>
+        <w:ind w:left="0" w:right="0" w:firstLine="0"/>
+        <w:jc w:val="center"/>
+      </w:pPr>
       <w:r>
-        <w:t>Selection is not the only reason gene frequencies change.</w:t>
+        <w:t>Selection is not the only reason the traits in a population shift over time. Plain chance changes them too.</w:t>
       </w:r>
-    </w:p>
-    <w:p>
-      <w:pPr/>
       <w:r>
-        <w:t>Chance changes them too.</w:t>
+        <w:br/>
+        <w:br/>
+        <w:t>In a small population, a variant can become common, or vanish completely, just because of who happened to breed.</w:t>
       </w:r>
-    </w:p>
-    <w:p>
-      <w:pPr/>
       <w:r>
-        <w:t>In a small population, a variant can become common or vanish simply because of who happened to breed, the way a coin tossed ten times can easily land seven heads.</w:t>
+        <w:br/>
+        <w:br/>
+        <w:t>It is the same way ten coin flips can easily land seven heads, purely by luck.</w:t>
       </w:r>
-    </w:p>
-    <w:p>
-      <w:pPr/>
       <w:r>
-        <w:t>This is called genetic drift.</w:t>
+        <w:br/>
+        <w:br/>
+        <w:t xml:space="preserve">This is called </w:t>
       </w:r>
-    </w:p>
-    <w:p>
-      <w:pPr/>
       <w:r>
-        <w:t>In the 1960s the Japanese geneticist Motoo Kimura argued that most of the changes in DNA over evolutionary time are neither helpful nor harmful and spread by drift alone.</w:t>
+        <w:rPr>
+          <w:b/>
+        </w:rPr>
+        <w:t>genetic drift</w:t>
       </w:r>
-    </w:p>
-    <w:p>
-      <w:pPr/>
       <w:r>
-        <w:t>His neutral theory was controversial and is now, in broad outline, accepted.</w:t>
+        <w:t>.</w:t>
       </w:r>
-    </w:p>
-    <w:p>
-      <w:pPr/>
       <w:r>
+        <w:br/>
+        <w:br/>
+        <w:t>In the 1960s, the Japanese geneticist Motoo Kimura, who studied how DNA changes over time, made a bold argument.</w:t>
+      </w:r>
+      <w:r>
+        <w:br/>
+        <w:br/>
+        <w:t>Most changes in DNA, he said, are neither helpful nor harmful.</w:t>
+      </w:r>
+      <w:r>
+        <w:br/>
+        <w:br/>
+        <w:t>They spread through drift alone, with no help from selection at all.</w:t>
+      </w:r>
+      <w:r>
+        <w:br/>
+        <w:br/>
+        <w:t>His idea, called the neutral theory, was controversial at first. Today it is accepted, at least in broad outline.</w:t>
+      </w:r>
+      <w:r>
+        <w:br/>
+        <w:br/>
         <w:t>Selection shapes the features that matter for survival.</w:t>
       </w:r>
-    </w:p>
-    <w:p>
-      <w:pPr/>
       <w:r>
-        <w:t>Drift writes most of the rest of the record.</w:t>
+        <w:br/>
+        <w:br/>
+        <w:t>Drift, meanwhile, quietly writes most of the rest of the genetic record.</w:t>
       </w:r>
-    </w:p>
-    <w:p>
-      <w:pPr/>
       <w:r>
-        <w:t>Both are evolution.</w:t>
+        <w:br/>
+        <w:br/>
+        <w:t>Both processes count as evolution, because both change a population over time.</w:t>
       </w:r>
-    </w:p>
-    <w:p>
-      <w:pPr/>
       <w:r>
-        <w:t>Only one of them is adaptation.</w:t>
+        <w:br/>
+        <w:br/>
+        <w:t>But only one of them, selection, counts as adaptation: a genuine improvement in the fit between an organism and its surroundings.</w:t>
       </w:r>
     </w:p>
     <w:p>
       <w:pPr>
         <w:pStyle w:val="Heading1"/>
+        <w:ind w:left="0" w:right="0" w:firstLine="0"/>
+        <w:jc w:val="center"/>
       </w:pPr>
       <w:r>
         <w:t>Adaptation Is Not Perfection</w:t>
       </w:r>
     </w:p>
     <w:p>
-      <w:pPr/>
+      <w:pPr>
+        <w:ind w:left="0" w:right="0" w:firstLine="0"/>
+        <w:jc w:val="center"/>
+      </w:pPr>
       <w:r>
-        <w:t>If selection were a designer, it would design well.</w:t>
+        <w:t>If selection were an engineer sitting down to design a body, it would design a much tidier one.</w:t>
       </w:r>
-    </w:p>
-    <w:p>
-      <w:pPr/>
       <w:r>
-        <w:t>It is not, and it does not.</w:t>
+        <w:br/>
+        <w:br/>
+        <w:t>It is not an engineer, and it does not design anything.</w:t>
       </w:r>
-    </w:p>
-    <w:p>
-      <w:pPr/>
       <w:r>
-        <w:t>It can only modify what already exists, one small step at a time, and each step has to work at the moment it is taken.</w:t>
+        <w:br/>
+        <w:br/>
+        <w:t>It can only tinker with what already exists, one small step at a time.</w:t>
       </w:r>
-    </w:p>
-    <w:p>
-      <w:pPr/>
       <w:r>
-        <w:t>The results are full of compromises.</w:t>
+        <w:br/>
+        <w:br/>
+        <w:t>And every single step has to work well enough to survive, right when it happens.</w:t>
       </w:r>
-    </w:p>
-    <w:p>
-      <w:pPr/>
       <w:r>
-        <w:t>A nerve in your neck, the recurrent laryngeal nerve, runs from the brain down into the chest, loops under a major artery, and climbs back up to the larynx a few inches from where it started. In a giraffe the detour is fifteen feet. The nerve took that route in fish, where it was direct, and every descendant has inherited the loop because rerouting it was never a small step.</w:t>
+        <w:br/>
+        <w:br/>
+        <w:t>The results are full of odd compromises.</w:t>
       </w:r>
-    </w:p>
-    <w:p>
-      <w:pPr/>
       <w:r>
-        <w:t>The human back was engineered for walking on four legs and then tipped upright. It has never stopped complaining.</w:t>
+        <w:br/>
+        <w:br/>
+        <w:t>Take the recurrent laryngeal nerve, a nerve in your neck.</w:t>
       </w:r>
-    </w:p>
-    <w:p>
-      <w:pPr/>
       <w:r>
-        <w:t>The giant panda's "thumb" is not a thumb. It is a wrist bone pressed into service because the real thumb was already committed to being a finger.</w:t>
+        <w:br/>
+        <w:br/>
+        <w:t>It runs from the brain down into the chest.</w:t>
       </w:r>
-    </w:p>
-    <w:p>
-      <w:pPr/>
       <w:r>
-        <w:t>None of this is what a designer would do.</w:t>
+        <w:br/>
+        <w:br/>
+        <w:t>Then it loops underneath a major blood vessel.</w:t>
       </w:r>
-    </w:p>
-    <w:p>
-      <w:pPr/>
       <w:r>
-        <w:t>All of it is what a tinkerer with no ability to start over would do.</w:t>
+        <w:br/>
+        <w:br/>
+        <w:t>After that, it climbs back up to the voice box, ending just a few inches from where it started.</w:t>
+      </w:r>
+      <w:r>
+        <w:br/>
+        <w:br/>
+        <w:t>In a giraffe, that pointless detour is about fifteen feet long, roughly the length of a small school bus.</w:t>
+      </w:r>
+      <w:r>
+        <w:br/>
+        <w:br/>
+        <w:t>The nerve took this route back in ancient fish, where the path was short and direct.</w:t>
+      </w:r>
+      <w:r>
+        <w:br/>
+        <w:br/>
+        <w:t>Every descendant since then, including us, inherited the same loop, because rerouting it was never a small, survivable step.</w:t>
+      </w:r>
+      <w:r>
+        <w:br/>
+        <w:br/>
+        <w:t>Your own back tells a similar story. It was built for walking on four legs, then got tipped upright, and it has never stopped complaining about the switch.</w:t>
+      </w:r>
+      <w:r>
+        <w:br/>
+        <w:br/>
+        <w:t>Even the giant panda's famous “thumb” is not really a thumb.</w:t>
+      </w:r>
+      <w:r>
+        <w:br/>
+        <w:br/>
+        <w:t>It is a wrist bone pressed into service as a thumb substitute, because the panda's actual thumb was already committed to being an ordinary finger.</w:t>
+      </w:r>
+      <w:r>
+        <w:br/>
+        <w:br/>
+        <w:t>None of this is what a careful designer would build from scratch.</w:t>
+      </w:r>
+      <w:r>
+        <w:br/>
+        <w:br/>
+        <w:t>All of it is exactly what a tinkerer with no ability to start over would end up with.</w:t>
       </w:r>
     </w:p>
     <w:p>
       <w:pPr>
         <w:pStyle w:val="Heading1"/>
+        <w:ind w:left="0" w:right="0" w:firstLine="0"/>
+        <w:jc w:val="center"/>
       </w:pPr>
       <w:r>
         <w:t>What Use Is Half an Eye</w:t>
       </w:r>
     </w:p>
     <w:p>
-      <w:pPr/>
+      <w:pPr>
+        <w:ind w:left="0" w:right="0" w:firstLine="0"/>
+        <w:jc w:val="center"/>
+      </w:pPr>
       <w:r>
-        <w:t>A favorite objection, older than Darwin, is that a complex organ could not have evolved gradually because a half-built version would be useless.</w:t>
+        <w:t>Here is an old objection to evolution, older than Darwin himself.</w:t>
       </w:r>
-    </w:p>
-    <w:p>
-      <w:pPr/>
       <w:r>
-        <w:t>Half an eye is the standard example.</w:t>
+        <w:br/>
+        <w:br/>
+        <w:t>The claim is that a complex organ, like an eye, could never evolve gradually, because a half-built version would be completely useless.</w:t>
       </w:r>
-    </w:p>
-    <w:p>
-      <w:pPr/>
       <w:r>
-        <w:t>The answer is that half an eye is enormously useful.</w:t>
+        <w:br/>
+        <w:br/>
+        <w:t>Half an eye is the standard example people reach for.</w:t>
       </w:r>
-    </w:p>
-    <w:p>
-      <w:pPr/>
       <w:r>
-        <w:t>A patch of light-sensitive cells tells an animal whether it is in the open or under cover.</w:t>
+        <w:br/>
+        <w:br/>
+        <w:t>The answer is that half an eye is enormously useful, at every single stage.</w:t>
       </w:r>
-    </w:p>
-    <w:p>
-      <w:pPr/>
       <w:r>
-        <w:t>Cup the patch slightly and it can tell which direction the light comes from.</w:t>
+        <w:br/>
+        <w:br/>
+        <w:t>A simple patch of light-sensitive skin cells already does something useful.</w:t>
       </w:r>
-    </w:p>
-    <w:p>
-      <w:pPr/>
       <w:r>
-        <w:t>Deepen the cup and narrow the opening and you have a pinhole camera that forms a crude image. The living nautilus has exactly this.</w:t>
+        <w:br/>
+        <w:br/>
+        <w:t>It tells an animal whether it is out in the open or hidden under cover.</w:t>
       </w:r>
-    </w:p>
-    <w:p>
-      <w:pPr/>
       <w:r>
-        <w:t>Cover the opening with transparent tissue and thicken it and you have a lens.</w:t>
+        <w:br/>
+        <w:br/>
+        <w:t>That difference can mean life or death.</w:t>
       </w:r>
-    </w:p>
-    <w:p>
-      <w:pPr/>
       <w:r>
-        <w:t>Every step exists in some living animal today, and every step is better than the one before.</w:t>
+        <w:br/>
+        <w:br/>
+        <w:t>Curve that patch into a shallow cup, and it can now tell which direction the light is coming from.</w:t>
       </w:r>
-    </w:p>
-    <w:p>
-      <w:pPr/>
       <w:r>
-        <w:t>Two Swedish researchers modeled the sequence in 1994 and estimated, with deliberately conservative assumptions, that a patch of skin could become a fish's eye in a few hundred thousand generations.</w:t>
+        <w:br/>
+        <w:br/>
+        <w:t>Deepen the cup further and narrow its opening.</w:t>
       </w:r>
-    </w:p>
-    <w:p>
-      <w:pPr/>
       <w:r>
-        <w:t>That is a rough model, not a measurement.</w:t>
+        <w:br/>
+        <w:br/>
+        <w:t>Now you have something like a pinhole camera, forming a crude, blurry image.</w:t>
       </w:r>
-    </w:p>
-    <w:p>
-      <w:pPr/>
       <w:r>
-        <w:t>But it makes the point. Eyes have evolved independently dozens of times.</w:t>
+        <w:br/>
+        <w:br/>
+        <w:t>The living nautilus, a shelled sea creature, has exactly this kind of eye today.</w:t>
       </w:r>
-    </w:p>
-    <w:p>
-      <w:pPr/>
       <w:r>
-        <w:t>Half an eye is not a problem for the theory.</w:t>
+        <w:br/>
+        <w:br/>
+        <w:t>Cover the opening with a layer of clear tissue, and thicken it, and you have grown a lens.</w:t>
       </w:r>
-    </w:p>
-    <w:p>
-      <w:pPr/>
       <w:r>
-        <w:t>It is the theory's best advertisement.</w:t>
+        <w:br/>
+        <w:br/>
+        <w:t>Every one of these steps exists in some living animal right now, and each step works better than the one before it.</w:t>
+      </w:r>
+      <w:r>
+        <w:br/>
+        <w:br/>
+        <w:t>Two Swedish researchers built a mathematical model of this sequence in 1994.</w:t>
+      </w:r>
+      <w:r>
+        <w:br/>
+        <w:br/>
+        <w:t>Using deliberately cautious assumptions, they estimated something surprising.</w:t>
+      </w:r>
+      <w:r>
+        <w:br/>
+        <w:br/>
+        <w:t>A simple patch of skin could turn into a full fish eye in only a few hundred thousand generations.</w:t>
+      </w:r>
+      <w:r>
+        <w:br/>
+        <w:br/>
+        <w:t>That is a small slice of time, by evolution's standards.</w:t>
+      </w:r>
+      <w:r>
+        <w:br/>
+        <w:br/>
+        <w:t>The estimate is a rough model, not a direct measurement, so treat the exact number lightly.</w:t>
+      </w:r>
+      <w:r>
+        <w:br/>
+        <w:br/>
+        <w:t>But the larger point stands: eyes have evolved independently dozens of separate times across the animal kingdom.</w:t>
+      </w:r>
+      <w:r>
+        <w:br/>
+        <w:br/>
+        <w:t>Half an eye is not a problem for the theory of evolution.</w:t>
+      </w:r>
+      <w:r>
+        <w:br/>
+        <w:br/>
+        <w:t>It is one of the theory's best advertisements.</w:t>
       </w:r>
     </w:p>
     <w:p>
       <w:pPr>
         <w:pStyle w:val="Heading1"/>
+        <w:ind w:left="0" w:right="0" w:firstLine="0"/>
+        <w:jc w:val="center"/>
       </w:pPr>
       <w:r>
         <w:t>Darwin's Own Evidence</w:t>
       </w:r>
     </w:p>
     <w:p>
-      <w:pPr/>
+      <w:pPr>
+        <w:ind w:left="0" w:right="0" w:firstLine="0"/>
+        <w:jc w:val="center"/>
+      </w:pPr>
       <w:r>
-        <w:t xml:space="preserve">Darwin opened the </w:t>
+        <w:t xml:space="preserve">Darwin opened his most famous book, </w:t>
       </w:r>
       <w:r>
         <w:rPr>
           <w:i/>
         </w:rPr>
-        <w:t>Origin</w:t>
+        <w:t>On the Origin of Species</w:t>
       </w:r>
       <w:r>
-        <w:t xml:space="preserve"> not with wild nature but with pigeons.</w:t>
+        <w:t>, not with wild jungles or exotic islands, but with pigeons.</w:t>
       </w:r>
-    </w:p>
-    <w:p>
-      <w:pPr/>
       <w:r>
-        <w:t>He kept them, bred them, and belonged to two London pigeon clubs.</w:t>
+        <w:br/>
+        <w:br/>
+        <w:t>He kept pigeons himself, bred them, and belonged to two different pigeon clubs in London.</w:t>
       </w:r>
-    </w:p>
-    <w:p>
-      <w:pPr/>
       <w:r>
-        <w:t>Every fancy breed, the pouter with its inflated chest, the fantail, the tumbler that somersaults in flight, descends from the ordinary rock dove, and breeders had produced them all in a few centuries by choosing which birds to mate.</w:t>
+        <w:br/>
+        <w:br/>
+        <w:t>Every fancy breed you can imagine came from one ordinary wild bird, the rock dove.</w:t>
       </w:r>
-    </w:p>
-    <w:p>
-      <w:pPr/>
       <w:r>
-        <w:t>Dogs, from the wolf, in a few thousand years.</w:t>
+        <w:br/>
+        <w:br/>
+        <w:t>Think of the pouter with its inflated chest, the fantail, or the tumbler that somersaults in midair.</w:t>
       </w:r>
-    </w:p>
-    <w:p>
-      <w:pPr/>
       <w:r>
-        <w:t>Cabbage, kale, broccoli, cauliflower, kohlrabi, and Brussels sprouts, all from one species of wild mustard.</w:t>
+        <w:br/>
+        <w:br/>
+        <w:t>Breeders had produced all of those wildly different shapes in only a few centuries.</w:t>
       </w:r>
-    </w:p>
-    <w:p>
-      <w:pPr/>
       <w:r>
-        <w:t>Darwin's argument was simple.</w:t>
+        <w:br/>
+        <w:br/>
+        <w:t>They did it just by carefully choosing which birds got to mate.</w:t>
       </w:r>
-    </w:p>
-    <w:p>
-      <w:pPr/>
       <w:r>
-        <w:t>If a breeder choosing which individuals reproduce can do this in centuries, what could the same process do in millions of years, with the breeder replaced by hunger, weather, predators, and disease?</w:t>
+        <w:br/>
+        <w:br/>
+        <w:t>Dogs came from wolves in a few thousand years, the same way.</w:t>
       </w:r>
-    </w:p>
-    <w:p>
-      <w:pPr/>
       <w:r>
+        <w:br/>
+        <w:br/>
+        <w:t>Cabbage, kale, broccoli, cauliflower, kohlrabi, and Brussels sprouts all came from a single species of wild mustard plant.</w:t>
+      </w:r>
+      <w:r>
+        <w:br/>
+        <w:br/>
+        <w:t>Darwin's argument was simple, and it still holds up.</w:t>
+      </w:r>
+      <w:r>
+        <w:br/>
+        <w:br/>
+        <w:t>A human breeder chooses which individuals get to reproduce, and that alone can produce all this change in mere centuries.</w:t>
+      </w:r>
+      <w:r>
+        <w:br/>
+        <w:br/>
+        <w:t>So what could the same underlying process achieve, given millions of years instead of centuries?</w:t>
+      </w:r>
+      <w:r>
+        <w:br/>
+        <w:br/>
+        <w:t>Now replace the breeder with hunger, weather, predators, and disease, and you have natural selection.</w:t>
+      </w:r>
+      <w:r>
+        <w:br/>
+        <w:br/>
         <w:t>Artificial selection is natural selection with a human standing in for the environment.</w:t>
       </w:r>
-    </w:p>
-    <w:p>
-      <w:pPr/>
       <w:r>
-        <w:t>The engine is the same.</w:t>
+        <w:br/>
+        <w:br/>
+        <w:t>The underlying engine is exactly the same in both cases.</w:t>
       </w:r>
     </w:p>
     <w:p>
       <w:pPr>
         <w:pStyle w:val="Heading1"/>
+        <w:ind w:left="0" w:right="0" w:firstLine="0"/>
+        <w:jc w:val="center"/>
       </w:pPr>
       <w:r>
         <w:t>No Foresight</w:t>
       </w:r>
     </w:p>
     <w:p>
-      <w:pPr/>
+      <w:pPr>
+        <w:ind w:left="0" w:right="0" w:firstLine="0"/>
+        <w:jc w:val="center"/>
+      </w:pPr>
       <w:r>
-        <w:t>One more time, because it will be needed in every chapter that follows.</w:t>
+        <w:t>Here is a point worth repeating, because later chapters will lean on it again.</w:t>
       </w:r>
-    </w:p>
-    <w:p>
-      <w:pPr/>
       <w:r>
-        <w:t>Selection cannot plan.</w:t>
+        <w:br/>
+        <w:br/>
+        <w:t>Selection cannot plan ahead.</w:t>
       </w:r>
-    </w:p>
-    <w:p>
-      <w:pPr/>
       <w:r>
-        <w:t>It cannot build a feature now because it will be useful later. A half-finished structure survives only if it is useful while half-finished.</w:t>
+        <w:br/>
+        <w:br/>
+        <w:t>It cannot build a feature now because that feature will turn out to be useful later.</w:t>
       </w:r>
-    </w:p>
-    <w:p>
-      <w:pPr/>
       <w:r>
-        <w:t>It cannot see the whole landscape. It can only tell whether a small step from where the population stands goes up or down, and populations can be stranded on small hills while a mountain stands in plain view across a valley.</w:t>
+        <w:br/>
+        <w:br/>
+        <w:t>A half-finished structure only survives if it is already useful while still half-finished.</w:t>
       </w:r>
-    </w:p>
-    <w:p>
-      <w:pPr/>
       <w:r>
-        <w:t>It does not aim at complexity, at intelligence, or at us.</w:t>
+        <w:br/>
+        <w:br/>
+        <w:t>Selection also cannot see the whole landscape of possibilities at once.</w:t>
       </w:r>
-    </w:p>
-    <w:p>
-      <w:pPr/>
       <w:r>
-        <w:t>Bacteria have been under selection as long as we have, and they have remained bacteria, because for them that works.</w:t>
+        <w:br/>
+        <w:br/>
+        <w:t>It can only tell whether one small step, taken from wherever the population currently stands, goes up or down.</w:t>
       </w:r>
-    </w:p>
-    <w:p>
-      <w:pPr/>
       <w:r>
-        <w:t>A modern philosopher, Daniel Dennett, has called natural selection an algorithm: a mindless, mechanical procedure that, run long enough, produces results that look designed.</w:t>
+        <w:br/>
+        <w:br/>
+        <w:t>Because of that, populations can get stuck on a small hill.</w:t>
       </w:r>
-    </w:p>
-    <w:p>
-      <w:pPr/>
       <w:r>
-        <w:t>Chapter 25 will take up his argument, and its consequences, in full.</w:t>
+        <w:br/>
+        <w:br/>
+        <w:t>A much taller mountain might sit in plain view, across a valley they have no way to cross.</w:t>
       </w:r>
-    </w:p>
-    <w:p>
-      <w:pPr/>
       <w:r>
-        <w:t>For now the word is enough.</w:t>
+        <w:br/>
+        <w:br/>
+        <w:t>Selection does not aim at complexity, at intelligence, or at human beings.</w:t>
       </w:r>
-    </w:p>
-    <w:p>
-      <w:pPr/>
       <w:r>
-        <w:t>An algorithm has no intentions.</w:t>
+        <w:br/>
+        <w:br/>
+        <w:t>Bacteria have been under selection for exactly as long as we have, and they have simply stayed bacteria, because for them, staying bacteria works.</w:t>
       </w:r>
-    </w:p>
-    <w:p>
-      <w:pPr/>
       <w:r>
-        <w:t>It just runs.</w:t>
+        <w:br/>
+        <w:br/>
+        <w:t xml:space="preserve">A modern philosopher, Daniel Dennett, known for writing about minds and evolution, described natural selection as an </w:t>
+      </w:r>
+      <w:r>
+        <w:rPr>
+          <w:b/>
+        </w:rPr>
+        <w:t>algorithm</w:t>
+      </w:r>
+      <w:r>
+        <w:t>.</w:t>
+      </w:r>
+      <w:r>
+        <w:br/>
+        <w:br/>
+        <w:t>An algorithm, in his sense, is a mindless, mechanical set of steps.</w:t>
+      </w:r>
+      <w:r>
+        <w:br/>
+        <w:br/>
+        <w:t>Run long enough, it produces results that look like they were designed on purpose.</w:t>
+      </w:r>
+      <w:r>
+        <w:br/>
+        <w:br/>
+        <w:t>Chapter 25 returns to his argument, and its consequences, in much more depth.</w:t>
+      </w:r>
+      <w:r>
+        <w:br/>
+        <w:br/>
+        <w:t>For now, that one word, algorithm, is enough to remember.</w:t>
+      </w:r>
+      <w:r>
+        <w:br/>
+        <w:br/>
+        <w:t>An algorithm has no intentions of its own. It simply runs.</w:t>
       </w:r>
     </w:p>
     <w:p>
       <w:pPr>
         <w:pStyle w:val="Heading1"/>
+        <w:ind w:left="0" w:right="0" w:firstLine="0"/>
+        <w:jc w:val="center"/>
       </w:pPr>
       <w:r>
         <w:t>The Evolutionary Punchline</w:t>
       </w:r>
     </w:p>
     <w:p>
-      <w:pPr/>
+      <w:pPr>
+        <w:ind w:left="0" w:right="0" w:firstLine="0"/>
+        <w:jc w:val="center"/>
+      </w:pPr>
       <w:r>
-        <w:t>Three conditions.</w:t>
+        <w:t>Three conditions are all it takes: variation, heredity, and unequal reproduction.</w:t>
       </w:r>
-    </w:p>
-    <w:p>
-      <w:pPr/>
       <w:r>
-        <w:t>Variation, heredity, and unequal reproduction.</w:t>
+        <w:br/>
+        <w:br/>
+        <w:t>Wherever those three hold true, populations change, and no one has to make it happen.</w:t>
       </w:r>
-    </w:p>
-    <w:p>
-      <w:pPr/>
       <w:r>
-        <w:t>Wherever they hold, populations change, and no one has to make them.</w:t>
+        <w:br/>
+        <w:br/>
+        <w:t>The changes are never aimed at perfection.</w:t>
       </w:r>
-    </w:p>
-    <w:p>
-      <w:pPr/>
       <w:r>
-        <w:t>The changes are not toward perfection. They are toward whatever left more offspring last time, built from whatever was already there, one small step at a time, with no ability to start over and no idea what comes next.</w:t>
+        <w:br/>
+        <w:br/>
+        <w:t>They are aimed only at whatever left more offspring last time.</w:t>
       </w:r>
-    </w:p>
-    <w:p>
-      <w:pPr/>
       <w:r>
-        <w:t>The result is a nerve that loops around an artery, a back that hurts, a wrist bone that pretends to be a thumb.</w:t>
+        <w:br/>
+        <w:br/>
+        <w:t>Everything is built from whatever materials were already lying around, one small step at a time.</w:t>
       </w:r>
-    </w:p>
-    <w:p>
-      <w:pPr/>
       <w:r>
-        <w:t>And an eye that can read this sentence.</w:t>
+        <w:br/>
+        <w:br/>
+        <w:t>There is no ability to start over, and no idea what comes next.</w:t>
       </w:r>
-    </w:p>
-    <w:p>
-      <w:pPr/>
       <w:r>
-        <w:t>Nobody wrote the algorithm.</w:t>
+        <w:br/>
+        <w:br/>
+        <w:t>The result is a nerve that loops pointlessly around an artery, a back that aches, a wrist bone pretending to be a thumb.</w:t>
       </w:r>
-    </w:p>
-    <w:p>
-      <w:pPr/>
       <w:r>
-        <w:t>It has been running for four billion years, and it wrote you.</w:t>
+        <w:br/>
+        <w:br/>
+        <w:t>And it is also an eye, right now, reading this very sentence.</w:t>
+      </w:r>
+      <w:r>
+        <w:br/>
+        <w:br/>
+        <w:t>Nobody wrote this algorithm on purpose.</w:t>
+      </w:r>
+      <w:r>
+        <w:br/>
+        <w:br/>
+        <w:t>It has simply been running for about four billion years, roughly a third of the age of the universe.</w:t>
+      </w:r>
+      <w:r>
+        <w:br/>
+        <w:br/>
+        <w:t>And along the way, it wrote you.</w:t>
       </w:r>
     </w:p>
     <w:sectPr>
@@ -1195,12 +1473,12 @@
       <w:outlineLvl w:val="0"/>
     </w:pPr>
     <w:rPr>
-      <w:rFonts w:asciiTheme="majorHAnsi" w:eastAsiaTheme="majorEastAsia" w:hAnsiTheme="majorHAnsi" w:cstheme="majorBidi" w:ascii="Georgia" w:hAnsi="Georgia"/>
+      <w:rFonts w:ascii="Amazon Ember" w:hAnsi="Amazon Ember" w:cs="Amazon Ember"/>
       <w:b/>
       <w:bCs/>
-      <w:color w:val="365F91" w:themeColor="accent1" w:themeShade="BF"/>
-      <w:sz w:val="30"/>
-      <w:szCs w:val="28"/>
+      <w:color w:val="0000FF"/>
+      <w:sz w:val="36"/>
+      <w:szCs w:val="36"/>
     </w:rPr>
   </w:style>
   <w:style w:type="paragraph" w:styleId="Heading2">
@@ -1485,13 +1763,11 @@
       <w:jc w:val="center"/>
     </w:pPr>
     <w:rPr>
-      <w:rFonts w:asciiTheme="majorHAnsi" w:eastAsiaTheme="majorEastAsia" w:hAnsiTheme="majorHAnsi" w:cstheme="majorBidi" w:ascii="Georgia" w:hAnsi="Georgia"/>
+      <w:rFonts w:ascii="Amazon Ember" w:hAnsi="Amazon Ember" w:cs="Amazon Ember"/>
       <w:b/>
-      <w:color w:val="17365D" w:themeColor="text2" w:themeShade="BF"/>
-      <w:spacing w:val="5"/>
-      <w:kern w:val="28"/>
-      <w:sz w:val="40"/>
-      <w:szCs w:val="52"/>
+      <w:color w:val="0000FF"/>
+      <w:sz w:val="36"/>
+      <w:szCs w:val="36"/>
     </w:rPr>
   </w:style>
   <w:style w:type="character" w:customStyle="1" w:styleId="TitleChar">
